--- a/assignment-02/task1_BPE.docx
+++ b/assignment-02/task1_BPE.docx
@@ -39,7 +39,6 @@
         <w:t xml:space="preserve"> </w:t>
       </w:r>
     </w:p>
-    <w:p/>
     <w:p>
       <w:pPr>
         <w:spacing w:line="240" w:lineRule="auto"/>
@@ -936,83 +935,83 @@
     </w:p>
     <w:p>
       <w:r>
+        <w:t xml:space="preserve">The </w:t>
+      </w:r>
+      <w:proofErr w:type="spellStart"/>
+      <w:r>
+        <w:t>highest</w:t>
+      </w:r>
+      <w:proofErr w:type="spellEnd"/>
+      <w:r>
+        <w:t xml:space="preserve"> </w:t>
+      </w:r>
+      <w:proofErr w:type="spellStart"/>
+      <w:r>
+        <w:t>Frequency</w:t>
+      </w:r>
+      <w:proofErr w:type="spellEnd"/>
+      <w:r>
+        <w:t xml:space="preserve"> ist 10</w:t>
+      </w:r>
+      <w:r>
+        <w:t>.</w:t>
+      </w:r>
+      <w:r>
+        <w:t xml:space="preserve"> </w:t>
+      </w:r>
+      <w:proofErr w:type="spellStart"/>
+      <w:r>
+        <w:t>There</w:t>
+      </w:r>
+      <w:proofErr w:type="spellEnd"/>
+      <w:r>
+        <w:t xml:space="preserve"> </w:t>
+      </w:r>
+      <w:proofErr w:type="spellStart"/>
+      <w:r>
+        <w:t>is</w:t>
+      </w:r>
+      <w:proofErr w:type="spellEnd"/>
+      <w:r>
+        <w:t xml:space="preserve"> a </w:t>
+      </w:r>
+      <w:proofErr w:type="spellStart"/>
+      <w:r>
+        <w:t>tie</w:t>
+      </w:r>
+      <w:proofErr w:type="spellEnd"/>
+      <w:r>
+        <w:t xml:space="preserve"> </w:t>
+      </w:r>
+      <w:proofErr w:type="spellStart"/>
+      <w:r>
+        <w:t>between</w:t>
+      </w:r>
+      <w:proofErr w:type="spellEnd"/>
+      <w:r>
+        <w:t xml:space="preserve"> (</w:t>
+      </w:r>
+      <w:proofErr w:type="spellStart"/>
+      <w:r>
+        <w:t>lo</w:t>
+      </w:r>
+      <w:proofErr w:type="spellEnd"/>
+      <w:r>
+        <w:t>) and (</w:t>
+      </w:r>
+      <w:proofErr w:type="spellStart"/>
+      <w:r>
+        <w:t>ow</w:t>
+      </w:r>
+      <w:proofErr w:type="spellEnd"/>
+      <w:r>
+        <w:t>).</w:t>
+      </w:r>
+    </w:p>
+    <w:p>
+      <w:proofErr w:type="spellStart"/>
+      <w:r>
         <w:lastRenderedPageBreak/>
-        <w:t xml:space="preserve">The </w:t>
-      </w:r>
-      <w:proofErr w:type="spellStart"/>
-      <w:r>
-        <w:t>highest</w:t>
-      </w:r>
-      <w:proofErr w:type="spellEnd"/>
-      <w:r>
-        <w:t xml:space="preserve"> </w:t>
-      </w:r>
-      <w:proofErr w:type="spellStart"/>
-      <w:r>
-        <w:t>Frequency</w:t>
-      </w:r>
-      <w:proofErr w:type="spellEnd"/>
-      <w:r>
-        <w:t xml:space="preserve"> ist 10</w:t>
-      </w:r>
-      <w:r>
-        <w:t>.</w:t>
-      </w:r>
-      <w:r>
-        <w:t xml:space="preserve"> </w:t>
-      </w:r>
-      <w:proofErr w:type="spellStart"/>
-      <w:r>
-        <w:t>There</w:t>
-      </w:r>
-      <w:proofErr w:type="spellEnd"/>
-      <w:r>
-        <w:t xml:space="preserve"> </w:t>
-      </w:r>
-      <w:proofErr w:type="spellStart"/>
-      <w:r>
-        <w:t>is</w:t>
-      </w:r>
-      <w:proofErr w:type="spellEnd"/>
-      <w:r>
-        <w:t xml:space="preserve"> a </w:t>
-      </w:r>
-      <w:proofErr w:type="spellStart"/>
-      <w:r>
-        <w:t>tie</w:t>
-      </w:r>
-      <w:proofErr w:type="spellEnd"/>
-      <w:r>
-        <w:t xml:space="preserve"> </w:t>
-      </w:r>
-      <w:proofErr w:type="spellStart"/>
-      <w:r>
-        <w:t>between</w:t>
-      </w:r>
-      <w:proofErr w:type="spellEnd"/>
-      <w:r>
-        <w:t xml:space="preserve"> (</w:t>
-      </w:r>
-      <w:proofErr w:type="spellStart"/>
-      <w:r>
-        <w:t>lo</w:t>
-      </w:r>
-      <w:proofErr w:type="spellEnd"/>
-      <w:r>
-        <w:t>) and (</w:t>
-      </w:r>
-      <w:proofErr w:type="spellStart"/>
-      <w:r>
-        <w:t>ow</w:t>
-      </w:r>
-      <w:proofErr w:type="spellEnd"/>
-      <w:r>
-        <w:t>).</w:t>
-      </w:r>
-    </w:p>
-    <w:p>
-      <w:proofErr w:type="spellStart"/>
-      <w:r>
         <w:t>According</w:t>
       </w:r>
       <w:proofErr w:type="spellEnd"/>
@@ -1128,11 +1127,11 @@
         <w:t xml:space="preserve"> to</w:t>
       </w:r>
       <w:r>
-        <w:t xml:space="preserve"> v</w:t>
-      </w:r>
-      <w:proofErr w:type="spellStart"/>
-      <w:r>
-        <w:t>ocabulary</w:t>
+        <w:t xml:space="preserve"> </w:t>
+      </w:r>
+      <w:proofErr w:type="spellStart"/>
+      <w:r>
+        <w:t>vocabulary</w:t>
       </w:r>
       <w:proofErr w:type="spellEnd"/>
       <w:r>
@@ -1811,10 +1810,7 @@
       </w:r>
       <w:proofErr w:type="spellEnd"/>
       <w:r>
-        <w:t>, low</w:t>
-      </w:r>
-      <w:r>
-        <w:t xml:space="preserve">, </w:t>
+        <w:t xml:space="preserve">, low, </w:t>
       </w:r>
       <w:r>
         <w:t>n, o, r, s, t, w]</w:t>
@@ -1850,7 +1846,6 @@
     <w:p>
       <w:proofErr w:type="spellStart"/>
       <w:r>
-        <w:lastRenderedPageBreak/>
         <w:t>Reinitialize</w:t>
       </w:r>
       <w:proofErr w:type="spellEnd"/>
@@ -1877,10 +1872,7 @@
         <w:t xml:space="preserve"> </w:t>
       </w:r>
       <w:r>
-        <w:t>C</w:t>
-      </w:r>
-      <w:r>
-        <w:t xml:space="preserve">ount all </w:t>
+        <w:t xml:space="preserve">Count all </w:t>
       </w:r>
       <w:proofErr w:type="spellStart"/>
       <w:r>
@@ -2298,10 +2290,7 @@
       </w:r>
       <w:proofErr w:type="spellEnd"/>
       <w:r>
-        <w:t>, low</w:t>
-      </w:r>
-      <w:r>
-        <w:t xml:space="preserve">, </w:t>
+        <w:t xml:space="preserve">, low, </w:t>
       </w:r>
       <w:r>
         <w:t>n, o, r, s, t, w]</w:t>
@@ -2382,10 +2371,7 @@
       </w:r>
       <w:proofErr w:type="spellStart"/>
       <w:r>
-        <w:t>aga</w:t>
-      </w:r>
-      <w:r>
-        <w:t>in</w:t>
+        <w:t>again</w:t>
       </w:r>
       <w:proofErr w:type="spellEnd"/>
     </w:p>
@@ -2677,7 +2663,6 @@
           <w:b/>
           <w:bCs/>
         </w:rPr>
-        <w:lastRenderedPageBreak/>
         <w:t>Merge 4: (e s) -&gt; es</w:t>
       </w:r>
     </w:p>
@@ -2737,7 +2722,6 @@
         <w:t>.</w:t>
       </w:r>
     </w:p>
-    <w:p/>
     <w:p>
       <w:pPr>
         <w:rPr>
@@ -2750,6 +2734,7 @@
           <w:b/>
           <w:bCs/>
         </w:rPr>
+        <w:lastRenderedPageBreak/>
         <w:t xml:space="preserve">Turn 5 – </w:t>
       </w:r>
       <w:r>
@@ -2785,17 +2770,11 @@
         <w:t>d, e,</w:t>
       </w:r>
       <w:r>
-        <w:t xml:space="preserve"> </w:t>
-      </w:r>
-      <w:r>
-        <w:t xml:space="preserve">er, </w:t>
+        <w:t xml:space="preserve"> er, </w:t>
       </w:r>
       <w:proofErr w:type="gramStart"/>
       <w:r>
-        <w:t>es</w:t>
-      </w:r>
-      <w:r>
-        <w:t xml:space="preserve">, </w:t>
+        <w:t xml:space="preserve">es, </w:t>
       </w:r>
       <w:r>
         <w:t xml:space="preserve"> i</w:t>
@@ -2813,10 +2792,7 @@
       </w:r>
       <w:proofErr w:type="spellEnd"/>
       <w:r>
-        <w:t>, low</w:t>
-      </w:r>
-      <w:r>
-        <w:t>,</w:t>
+        <w:t>, low,</w:t>
       </w:r>
       <w:r>
         <w:t xml:space="preserve"> n, o, r, s, t, w]</w:t>
@@ -3267,10 +3243,7 @@
         <w:t>d, e,</w:t>
       </w:r>
       <w:r>
-        <w:t xml:space="preserve"> </w:t>
-      </w:r>
-      <w:r>
-        <w:t xml:space="preserve">er, es, </w:t>
+        <w:t xml:space="preserve"> er, es, </w:t>
       </w:r>
       <w:proofErr w:type="spellStart"/>
       <w:r>
@@ -3292,10 +3265,7 @@
       </w:r>
       <w:proofErr w:type="spellEnd"/>
       <w:r>
-        <w:t>, low</w:t>
-      </w:r>
-      <w:r>
-        <w:t>,</w:t>
+        <w:t>, low,</w:t>
       </w:r>
       <w:r>
         <w:t xml:space="preserve"> n, o, r, s, t, w]</w:t>
@@ -3461,12 +3431,125 @@
     <w:p>
       <w:proofErr w:type="spellStart"/>
       <w:r>
+        <w:t>newer</w:t>
+      </w:r>
+      <w:proofErr w:type="spellEnd"/>
+      <w:r>
+        <w:t>: 3(ne) 3(</w:t>
+      </w:r>
+      <w:proofErr w:type="spellStart"/>
+      <w:r>
+        <w:t>ew</w:t>
+      </w:r>
+      <w:proofErr w:type="spellEnd"/>
+      <w:r>
+        <w:t>) 3(wer)</w:t>
+      </w:r>
+    </w:p>
+    <w:p>
+      <w:proofErr w:type="gramStart"/>
+      <w:r>
+        <w:t>wider</w:t>
+      </w:r>
+      <w:proofErr w:type="gramEnd"/>
+      <w:r>
+        <w:t>: 2(</w:t>
+      </w:r>
+      <w:proofErr w:type="spellStart"/>
+      <w:r>
+        <w:t>wi</w:t>
+      </w:r>
+      <w:proofErr w:type="spellEnd"/>
+      <w:r>
+        <w:t>) 2(</w:t>
+      </w:r>
+      <w:proofErr w:type="spellStart"/>
+      <w:r>
+        <w:t>id</w:t>
+      </w:r>
+      <w:proofErr w:type="spellEnd"/>
+      <w:r>
+        <w:t>) 2(der)</w:t>
+      </w:r>
+    </w:p>
+    <w:p>
+      <w:proofErr w:type="spellStart"/>
+      <w:r>
+        <w:t>widest</w:t>
+      </w:r>
+      <w:proofErr w:type="spellEnd"/>
+      <w:r>
+        <w:t>: 3(</w:t>
+      </w:r>
+      <w:proofErr w:type="spellStart"/>
+      <w:r>
+        <w:t>wi</w:t>
+      </w:r>
+      <w:proofErr w:type="spellEnd"/>
+      <w:r>
+        <w:t>) 3(</w:t>
+      </w:r>
+      <w:proofErr w:type="spellStart"/>
+      <w:r>
+        <w:t>id</w:t>
+      </w:r>
+      <w:proofErr w:type="spellEnd"/>
+      <w:r>
+        <w:t>) 3(</w:t>
+      </w:r>
+      <w:proofErr w:type="spellStart"/>
+      <w:r>
+        <w:t>dest</w:t>
+      </w:r>
+      <w:proofErr w:type="spellEnd"/>
+      <w:r>
+        <w:t>)</w:t>
+      </w:r>
+    </w:p>
+    <w:p>
+      <w:proofErr w:type="spellStart"/>
+      <w:r>
         <w:lastRenderedPageBreak/>
-        <w:t>newer</w:t>
-      </w:r>
-      <w:proofErr w:type="spellEnd"/>
-      <w:r>
-        <w:t>: 3(ne) 3(</w:t>
+        <w:t>most</w:t>
+      </w:r>
+      <w:proofErr w:type="spellEnd"/>
+      <w:r>
+        <w:t xml:space="preserve"> frequent </w:t>
+      </w:r>
+      <w:proofErr w:type="spellStart"/>
+      <w:r>
+        <w:t>pairs</w:t>
+      </w:r>
+      <w:proofErr w:type="spellEnd"/>
+      <w:r>
+        <w:t>:</w:t>
+      </w:r>
+      <w:r>
+        <w:t xml:space="preserve"> 5(</w:t>
+      </w:r>
+      <w:proofErr w:type="spellStart"/>
+      <w:r>
+        <w:t>id</w:t>
+      </w:r>
+      <w:proofErr w:type="spellEnd"/>
+      <w:r>
+        <w:t>) 5(</w:t>
+      </w:r>
+      <w:proofErr w:type="spellStart"/>
+      <w:r>
+        <w:t>wi</w:t>
+      </w:r>
+      <w:proofErr w:type="spellEnd"/>
+      <w:r>
+        <w:t>) 3(</w:t>
+      </w:r>
+      <w:proofErr w:type="spellStart"/>
+      <w:r>
+        <w:t>dest</w:t>
+      </w:r>
+      <w:proofErr w:type="spellEnd"/>
+      <w:r>
+        <w:t>) 3(</w:t>
       </w:r>
       <w:proofErr w:type="spellStart"/>
       <w:r>
@@ -3474,17 +3557,73 @@
       </w:r>
       <w:proofErr w:type="spellEnd"/>
       <w:r>
-        <w:t>) 3(wer)</w:t>
-      </w:r>
-    </w:p>
-    <w:p>
-      <w:proofErr w:type="gramStart"/>
-      <w:r>
-        <w:t>wider</w:t>
-      </w:r>
-      <w:proofErr w:type="gramEnd"/>
-      <w:r>
-        <w:t>: 2(</w:t>
+        <w:t>) 3(</w:t>
+      </w:r>
+      <w:proofErr w:type="spellStart"/>
+      <w:r>
+        <w:t>lowest</w:t>
+      </w:r>
+      <w:proofErr w:type="spellEnd"/>
+      <w:r>
+        <w:t>) 3(ne) 3(wer) 2(der) 2(</w:t>
+      </w:r>
+      <w:proofErr w:type="spellStart"/>
+      <w:r>
+        <w:t>lower</w:t>
+      </w:r>
+      <w:proofErr w:type="spellEnd"/>
+      <w:r>
+        <w:t>)</w:t>
+      </w:r>
+    </w:p>
+    <w:p>
+      <w:proofErr w:type="spellStart"/>
+      <w:r>
+        <w:t>Higehest</w:t>
+      </w:r>
+      <w:proofErr w:type="spellEnd"/>
+      <w:r>
+        <w:t xml:space="preserve"> </w:t>
+      </w:r>
+      <w:proofErr w:type="spellStart"/>
+      <w:r>
+        <w:t>frequency</w:t>
+      </w:r>
+      <w:proofErr w:type="spellEnd"/>
+      <w:r>
+        <w:t xml:space="preserve"> </w:t>
+      </w:r>
+      <w:proofErr w:type="spellStart"/>
+      <w:r>
+        <w:t>is</w:t>
+      </w:r>
+      <w:proofErr w:type="spellEnd"/>
+      <w:r>
+        <w:t xml:space="preserve"> 5. </w:t>
+      </w:r>
+      <w:proofErr w:type="spellStart"/>
+      <w:r>
+        <w:t>Tie</w:t>
+      </w:r>
+      <w:proofErr w:type="spellEnd"/>
+      <w:r>
+        <w:t xml:space="preserve"> </w:t>
+      </w:r>
+      <w:proofErr w:type="spellStart"/>
+      <w:r>
+        <w:t>betwenn</w:t>
+      </w:r>
+      <w:proofErr w:type="spellEnd"/>
+      <w:r>
+        <w:t xml:space="preserve"> (</w:t>
+      </w:r>
+      <w:proofErr w:type="spellStart"/>
+      <w:r>
+        <w:t>id</w:t>
+      </w:r>
+      <w:proofErr w:type="spellEnd"/>
+      <w:r>
+        <w:t>) and (</w:t>
       </w:r>
       <w:proofErr w:type="spellStart"/>
       <w:r>
@@ -3492,7 +3631,31 @@
       </w:r>
       <w:proofErr w:type="spellEnd"/>
       <w:r>
-        <w:t>) 2(</w:t>
+        <w:t xml:space="preserve">). </w:t>
+      </w:r>
+      <w:proofErr w:type="spellStart"/>
+      <w:r>
+        <w:t>According</w:t>
+      </w:r>
+      <w:proofErr w:type="spellEnd"/>
+      <w:r>
+        <w:t xml:space="preserve"> to the </w:t>
+      </w:r>
+      <w:proofErr w:type="spellStart"/>
+      <w:r>
+        <w:t>alphabetical</w:t>
+      </w:r>
+      <w:proofErr w:type="spellEnd"/>
+      <w:r>
+        <w:t xml:space="preserve"> </w:t>
+      </w:r>
+      <w:proofErr w:type="spellStart"/>
+      <w:r>
+        <w:t>rule</w:t>
+      </w:r>
+      <w:proofErr w:type="spellEnd"/>
+      <w:r>
+        <w:t xml:space="preserve"> (</w:t>
       </w:r>
       <w:proofErr w:type="spellStart"/>
       <w:r>
@@ -3500,229 +3663,49 @@
       </w:r>
       <w:proofErr w:type="spellEnd"/>
       <w:r>
-        <w:t>) 2(der)</w:t>
-      </w:r>
-    </w:p>
-    <w:p>
-      <w:proofErr w:type="spellStart"/>
-      <w:r>
-        <w:t>widest</w:t>
-      </w:r>
-      <w:proofErr w:type="spellEnd"/>
-      <w:r>
-        <w:t>: 3(</w:t>
-      </w:r>
-      <w:proofErr w:type="spellStart"/>
-      <w:r>
-        <w:t>wi</w:t>
-      </w:r>
-      <w:proofErr w:type="spellEnd"/>
-      <w:r>
-        <w:t>) 3(</w:t>
-      </w:r>
-      <w:proofErr w:type="spellStart"/>
-      <w:r>
+        <w:t xml:space="preserve">) </w:t>
+      </w:r>
+      <w:proofErr w:type="spellStart"/>
+      <w:r>
+        <w:t>is</w:t>
+      </w:r>
+      <w:proofErr w:type="spellEnd"/>
+      <w:r>
+        <w:t xml:space="preserve"> </w:t>
+      </w:r>
+      <w:proofErr w:type="spellStart"/>
+      <w:r>
+        <w:t>selected</w:t>
+      </w:r>
+      <w:proofErr w:type="spellEnd"/>
+      <w:r>
+        <w:t>.</w:t>
+      </w:r>
+    </w:p>
+    <w:p>
+      <w:pPr>
+        <w:rPr>
+          <w:b/>
+          <w:bCs/>
+        </w:rPr>
+      </w:pPr>
+      <w:r>
+        <w:rPr>
+          <w:b/>
+          <w:bCs/>
+        </w:rPr>
+        <w:t xml:space="preserve">Merge 6: (i d) -&gt; </w:t>
+      </w:r>
+      <w:proofErr w:type="spellStart"/>
+      <w:r>
+        <w:rPr>
+          <w:b/>
+          <w:bCs/>
+        </w:rPr>
         <w:t>id</w:t>
       </w:r>
       <w:proofErr w:type="spellEnd"/>
-      <w:r>
-        <w:t>) 3(</w:t>
-      </w:r>
-      <w:proofErr w:type="spellStart"/>
-      <w:r>
-        <w:t>dest</w:t>
-      </w:r>
-      <w:proofErr w:type="spellEnd"/>
-      <w:r>
-        <w:t>)</w:t>
-      </w:r>
-    </w:p>
-    <w:p>
-      <w:proofErr w:type="spellStart"/>
-      <w:r>
-        <w:t>most</w:t>
-      </w:r>
-      <w:proofErr w:type="spellEnd"/>
-      <w:r>
-        <w:t xml:space="preserve"> frequent </w:t>
-      </w:r>
-      <w:proofErr w:type="spellStart"/>
-      <w:r>
-        <w:t>pairs</w:t>
-      </w:r>
-      <w:proofErr w:type="spellEnd"/>
-      <w:r>
-        <w:t>:</w:t>
-      </w:r>
-      <w:r>
-        <w:t xml:space="preserve"> 5(</w:t>
-      </w:r>
-      <w:proofErr w:type="spellStart"/>
-      <w:r>
-        <w:t>id</w:t>
-      </w:r>
-      <w:proofErr w:type="spellEnd"/>
-      <w:r>
-        <w:t>) 5(</w:t>
-      </w:r>
-      <w:proofErr w:type="spellStart"/>
-      <w:r>
-        <w:t>wi</w:t>
-      </w:r>
-      <w:proofErr w:type="spellEnd"/>
-      <w:r>
-        <w:t>) 3(</w:t>
-      </w:r>
-      <w:proofErr w:type="spellStart"/>
-      <w:r>
-        <w:t>dest</w:t>
-      </w:r>
-      <w:proofErr w:type="spellEnd"/>
-      <w:r>
-        <w:t>) 3(</w:t>
-      </w:r>
-      <w:proofErr w:type="spellStart"/>
-      <w:r>
-        <w:t>ew</w:t>
-      </w:r>
-      <w:proofErr w:type="spellEnd"/>
-      <w:r>
-        <w:t>) 3(</w:t>
-      </w:r>
-      <w:proofErr w:type="spellStart"/>
-      <w:r>
-        <w:t>lowest</w:t>
-      </w:r>
-      <w:proofErr w:type="spellEnd"/>
-      <w:r>
-        <w:t>) 3(ne) 3(wer) 2(der) 2(</w:t>
-      </w:r>
-      <w:proofErr w:type="spellStart"/>
-      <w:r>
-        <w:t>lower</w:t>
-      </w:r>
-      <w:proofErr w:type="spellEnd"/>
-      <w:r>
-        <w:t>)</w:t>
-      </w:r>
-    </w:p>
-    <w:p>
-      <w:proofErr w:type="spellStart"/>
-      <w:r>
-        <w:t>Higehest</w:t>
-      </w:r>
-      <w:proofErr w:type="spellEnd"/>
-      <w:r>
-        <w:t xml:space="preserve"> </w:t>
-      </w:r>
-      <w:proofErr w:type="spellStart"/>
-      <w:r>
-        <w:t>frequency</w:t>
-      </w:r>
-      <w:proofErr w:type="spellEnd"/>
-      <w:r>
-        <w:t xml:space="preserve"> </w:t>
-      </w:r>
-      <w:proofErr w:type="spellStart"/>
-      <w:r>
-        <w:t>is</w:t>
-      </w:r>
-      <w:proofErr w:type="spellEnd"/>
-      <w:r>
-        <w:t xml:space="preserve"> 5. </w:t>
-      </w:r>
-      <w:proofErr w:type="spellStart"/>
-      <w:r>
-        <w:t>Tie</w:t>
-      </w:r>
-      <w:proofErr w:type="spellEnd"/>
-      <w:r>
-        <w:t xml:space="preserve"> </w:t>
-      </w:r>
-      <w:proofErr w:type="spellStart"/>
-      <w:r>
-        <w:t>betwenn</w:t>
-      </w:r>
-      <w:proofErr w:type="spellEnd"/>
-      <w:r>
-        <w:t xml:space="preserve"> (</w:t>
-      </w:r>
-      <w:proofErr w:type="spellStart"/>
-      <w:r>
-        <w:t>id</w:t>
-      </w:r>
-      <w:proofErr w:type="spellEnd"/>
-      <w:r>
-        <w:t>) and (</w:t>
-      </w:r>
-      <w:proofErr w:type="spellStart"/>
-      <w:r>
-        <w:t>wi</w:t>
-      </w:r>
-      <w:proofErr w:type="spellEnd"/>
-      <w:r>
-        <w:t xml:space="preserve">). </w:t>
-      </w:r>
-      <w:proofErr w:type="spellStart"/>
-      <w:r>
-        <w:t>According</w:t>
-      </w:r>
-      <w:proofErr w:type="spellEnd"/>
-      <w:r>
-        <w:t xml:space="preserve"> to the </w:t>
-      </w:r>
-      <w:proofErr w:type="spellStart"/>
-      <w:r>
-        <w:t>alphabetical</w:t>
-      </w:r>
-      <w:proofErr w:type="spellEnd"/>
-      <w:r>
-        <w:t xml:space="preserve"> </w:t>
-      </w:r>
-      <w:proofErr w:type="spellStart"/>
-      <w:r>
-        <w:t>rule</w:t>
-      </w:r>
-      <w:proofErr w:type="spellEnd"/>
-      <w:r>
-        <w:t xml:space="preserve"> (</w:t>
-      </w:r>
-      <w:proofErr w:type="spellStart"/>
-      <w:r>
-        <w:t>id</w:t>
-      </w:r>
-      <w:proofErr w:type="spellEnd"/>
-      <w:r>
-        <w:t xml:space="preserve">) </w:t>
-      </w:r>
-      <w:proofErr w:type="spellStart"/>
-      <w:r>
-        <w:t>is</w:t>
-      </w:r>
-      <w:proofErr w:type="spellEnd"/>
-      <w:r>
-        <w:t xml:space="preserve"> </w:t>
-      </w:r>
-      <w:proofErr w:type="spellStart"/>
-      <w:r>
-        <w:t>selected</w:t>
-      </w:r>
-      <w:proofErr w:type="spellEnd"/>
-      <w:r>
-        <w:t>.</w:t>
-      </w:r>
-    </w:p>
-    <w:p>
-      <w:r>
-        <w:t xml:space="preserve">Merge 6: (i d) -&gt; </w:t>
-      </w:r>
-      <w:proofErr w:type="spellStart"/>
-      <w:r>
-        <w:t>id</w:t>
-      </w:r>
-      <w:proofErr w:type="spellEnd"/>
-    </w:p>
-    <w:p/>
+    </w:p>
     <w:p>
       <w:r>
         <w:t xml:space="preserve">Update the </w:t>
@@ -4318,11 +4301,7 @@
         </w:numPr>
       </w:pPr>
       <w:r>
-        <w:lastRenderedPageBreak/>
-        <w:t xml:space="preserve">! </w:t>
-      </w:r>
-      <w:r>
-        <w:t xml:space="preserve">i d -&gt; </w:t>
+        <w:t xml:space="preserve">! i d -&gt; </w:t>
       </w:r>
       <w:proofErr w:type="spellStart"/>
       <w:r>
@@ -4339,7 +4318,6 @@
     </w:p>
     <w:p>
       <w:pPr>
-        <w:ind w:left="360"/>
         <w:rPr>
           <w:b/>
           <w:bCs/>
@@ -4385,17 +4363,35 @@
     </w:p>
     <w:p/>
     <w:p>
-      <w:proofErr w:type="spellStart"/>
-      <w:r>
+      <w:pPr>
+        <w:rPr>
+          <w:b/>
+          <w:bCs/>
+          <w:u w:val="single"/>
+        </w:rPr>
+      </w:pPr>
+      <w:proofErr w:type="spellStart"/>
+      <w:r>
+        <w:rPr>
+          <w:b/>
+          <w:bCs/>
+          <w:u w:val="single"/>
+        </w:rPr>
         <w:t>Reflection</w:t>
       </w:r>
       <w:proofErr w:type="spellEnd"/>
       <w:r>
+        <w:rPr>
+          <w:b/>
+          <w:bCs/>
+          <w:u w:val="single"/>
+        </w:rPr>
         <w:t>:</w:t>
       </w:r>
     </w:p>
     <w:p>
       <w:r>
+        <w:lastRenderedPageBreak/>
         <w:t>(</w:t>
       </w:r>
       <w:proofErr w:type="spellStart"/>
@@ -6091,11 +6087,11 @@
       </w:r>
       <w:proofErr w:type="spellEnd"/>
       <w:r>
-        <w:t xml:space="preserve"> acc</w:t>
-      </w:r>
-      <w:proofErr w:type="spellStart"/>
-      <w:r>
-        <w:t>uracy</w:t>
+        <w:t xml:space="preserve"> </w:t>
+      </w:r>
+      <w:proofErr w:type="spellStart"/>
+      <w:r>
+        <w:t>accuracy</w:t>
       </w:r>
       <w:proofErr w:type="spellEnd"/>
       <w:r>
@@ -6114,6 +6110,8 @@
     <w:p/>
     <w:sectPr>
       <w:headerReference w:type="default" r:id="rId7"/>
+      <w:footerReference w:type="even" r:id="rId8"/>
+      <w:footerReference w:type="default" r:id="rId9"/>
       <w:pgSz w:w="11906" w:h="16838"/>
       <w:pgMar w:top="1417" w:right="1417" w:bottom="1134" w:left="1417" w:header="708" w:footer="708" w:gutter="0"/>
       <w:cols w:space="708"/>
@@ -6146,6 +6144,129 @@
     </w:p>
   </w:endnote>
 </w:endnotes>
+</file>
+
+<file path=word/footer1.xml><?xml version="1.0" encoding="utf-8"?>
+<w:ftr xmlns:wpc="http://schemas.microsoft.com/office/word/2010/wordprocessingCanvas" xmlns:cx="http://schemas.microsoft.com/office/drawing/2014/chartex" xmlns:cx1="http://schemas.microsoft.com/office/drawing/2015/9/8/chartex" xmlns:cx2="http://schemas.microsoft.com/office/drawing/2015/10/21/chartex" xmlns:cx3="http://schemas.microsoft.com/office/drawing/2016/5/9/chartex" xmlns:cx4="http://schemas.microsoft.com/office/drawing/2016/5/10/chartex" xmlns:cx5="http://schemas.microsoft.com/office/drawing/2016/5/11/chartex" xmlns:cx6="http://schemas.microsoft.com/office/drawing/2016/5/12/chartex" xmlns:cx7="http://schemas.microsoft.com/office/drawing/2016/5/13/chartex" xmlns:cx8="http://schemas.microsoft.com/office/drawing/2016/5/14/chartex" xmlns:mc="http://schemas.openxmlformats.org/markup-compatibility/2006" xmlns:m="http://schemas.openxmlformats.org/officeDocument/2006/math" xmlns:aink="http://schemas.microsoft.com/office/drawing/2016/ink" xmlns:am3d="http://schemas.microsoft.com/office/drawing/2017/model3d" xmlns:oel="http://schemas.microsoft.com/office/2019/extlst" xmlns:r="http://schemas.openxmlformats.org/officeDocument/2006/relationships" xmlns:wp14="http://schemas.microsoft.com/office/word/2010/wordprocessingDrawing" xmlns:wp="http://schemas.openxmlformats.org/drawingml/2006/wordprocessingDrawing" xmlns:wpg="http://schemas.microsoft.com/office/word/2010/wordprocessingGroup" xmlns:wpi="http://schemas.microsoft.com/office/word/2010/wordprocessingInk" xmlns:wps="http://schemas.microsoft.com/office/word/2010/wordprocessingShape" xmlns:o="urn:schemas-microsoft-com:office:office" xmlns:v="urn:schemas-microsoft-com:vml" xmlns:w10="urn:schemas-microsoft-com:office:word" xmlns:w="http://schemas.openxmlformats.org/wordprocessingml/2006/main" xmlns:w14="http://schemas.microsoft.com/office/word/2010/wordml" xmlns:w15="http://schemas.microsoft.com/office/word/2012/wordml" xmlns:w16cex="http://schemas.microsoft.com/office/word/2018/wordml/cex" xmlns:w16cid="http://schemas.microsoft.com/office/word/2016/wordml/cid" xmlns:w16="http://schemas.microsoft.com/office/word/2018/wordml" xmlns:w16sdtdh="http://schemas.microsoft.com/office/word/2020/wordml/sdtdatahash" xmlns:w16sdtfl="http://schemas.microsoft.com/office/word/2024/wordml/sdtformatlock" xmlns:w16se="http://schemas.microsoft.com/office/word/2015/wordml/symex" xmlns:w16du="http://schemas.microsoft.com/office/word/2023/wordml/word16du" xmlns:wne="http://schemas.microsoft.com/office/word/2006/wordml" mc:Ignorable="w14 w15 w16se w16cid w16 w16cex w16sdtdh w16sdtfl w16du wp14">
+  <w:sdt>
+    <w:sdtPr>
+      <w:rPr>
+        <w:rStyle w:val="Seitenzahl"/>
+      </w:rPr>
+      <w:id w:val="-1432891445"/>
+      <w:docPartObj>
+        <w:docPartGallery w:val="Page Numbers (Bottom of Page)"/>
+        <w:docPartUnique/>
+      </w:docPartObj>
+    </w:sdtPr>
+    <w:sdtContent>
+      <w:p>
+        <w:pPr>
+          <w:pStyle w:val="Fuzeile"/>
+          <w:framePr w:wrap="none" w:vAnchor="text" w:hAnchor="margin" w:xAlign="right" w:y="1"/>
+          <w:rPr>
+            <w:rStyle w:val="Seitenzahl"/>
+          </w:rPr>
+        </w:pPr>
+        <w:r>
+          <w:rPr>
+            <w:rStyle w:val="Seitenzahl"/>
+          </w:rPr>
+          <w:fldChar w:fldCharType="begin"/>
+        </w:r>
+        <w:r>
+          <w:rPr>
+            <w:rStyle w:val="Seitenzahl"/>
+          </w:rPr>
+          <w:instrText xml:space="preserve"> PAGE </w:instrText>
+        </w:r>
+        <w:r>
+          <w:rPr>
+            <w:rStyle w:val="Seitenzahl"/>
+          </w:rPr>
+          <w:fldChar w:fldCharType="separate"/>
+        </w:r>
+        <w:r>
+          <w:rPr>
+            <w:rStyle w:val="Seitenzahl"/>
+          </w:rPr>
+          <w:fldChar w:fldCharType="end"/>
+        </w:r>
+      </w:p>
+    </w:sdtContent>
+  </w:sdt>
+  <w:p>
+    <w:pPr>
+      <w:pStyle w:val="Fuzeile"/>
+      <w:ind w:right="360"/>
+    </w:pPr>
+  </w:p>
+</w:ftr>
+</file>
+
+<file path=word/footer2.xml><?xml version="1.0" encoding="utf-8"?>
+<w:ftr xmlns:wpc="http://schemas.microsoft.com/office/word/2010/wordprocessingCanvas" xmlns:cx="http://schemas.microsoft.com/office/drawing/2014/chartex" xmlns:cx1="http://schemas.microsoft.com/office/drawing/2015/9/8/chartex" xmlns:cx2="http://schemas.microsoft.com/office/drawing/2015/10/21/chartex" xmlns:cx3="http://schemas.microsoft.com/office/drawing/2016/5/9/chartex" xmlns:cx4="http://schemas.microsoft.com/office/drawing/2016/5/10/chartex" xmlns:cx5="http://schemas.microsoft.com/office/drawing/2016/5/11/chartex" xmlns:cx6="http://schemas.microsoft.com/office/drawing/2016/5/12/chartex" xmlns:cx7="http://schemas.microsoft.com/office/drawing/2016/5/13/chartex" xmlns:cx8="http://schemas.microsoft.com/office/drawing/2016/5/14/chartex" xmlns:mc="http://schemas.openxmlformats.org/markup-compatibility/2006" xmlns:m="http://schemas.openxmlformats.org/officeDocument/2006/math" xmlns:aink="http://schemas.microsoft.com/office/drawing/2016/ink" xmlns:am3d="http://schemas.microsoft.com/office/drawing/2017/model3d" xmlns:oel="http://schemas.microsoft.com/office/2019/extlst" xmlns:r="http://schemas.openxmlformats.org/officeDocument/2006/relationships" xmlns:wp14="http://schemas.microsoft.com/office/word/2010/wordprocessingDrawing" xmlns:wp="http://schemas.openxmlformats.org/drawingml/2006/wordprocessingDrawing" xmlns:wpg="http://schemas.microsoft.com/office/word/2010/wordprocessingGroup" xmlns:wpi="http://schemas.microsoft.com/office/word/2010/wordprocessingInk" xmlns:wps="http://schemas.microsoft.com/office/word/2010/wordprocessingShape" xmlns:o="urn:schemas-microsoft-com:office:office" xmlns:v="urn:schemas-microsoft-com:vml" xmlns:w10="urn:schemas-microsoft-com:office:word" xmlns:w="http://schemas.openxmlformats.org/wordprocessingml/2006/main" xmlns:w14="http://schemas.microsoft.com/office/word/2010/wordml" xmlns:w15="http://schemas.microsoft.com/office/word/2012/wordml" xmlns:w16cex="http://schemas.microsoft.com/office/word/2018/wordml/cex" xmlns:w16cid="http://schemas.microsoft.com/office/word/2016/wordml/cid" xmlns:w16="http://schemas.microsoft.com/office/word/2018/wordml" xmlns:w16sdtdh="http://schemas.microsoft.com/office/word/2020/wordml/sdtdatahash" xmlns:w16sdtfl="http://schemas.microsoft.com/office/word/2024/wordml/sdtformatlock" xmlns:w16se="http://schemas.microsoft.com/office/word/2015/wordml/symex" xmlns:w16du="http://schemas.microsoft.com/office/word/2023/wordml/word16du" xmlns:wne="http://schemas.microsoft.com/office/word/2006/wordml" mc:Ignorable="w14 w15 w16se w16cid w16 w16cex w16sdtdh w16sdtfl w16du wp14">
+  <w:sdt>
+    <w:sdtPr>
+      <w:rPr>
+        <w:rStyle w:val="Seitenzahl"/>
+      </w:rPr>
+      <w:id w:val="-1672009697"/>
+      <w:docPartObj>
+        <w:docPartGallery w:val="Page Numbers (Bottom of Page)"/>
+        <w:docPartUnique/>
+      </w:docPartObj>
+    </w:sdtPr>
+    <w:sdtContent>
+      <w:p>
+        <w:pPr>
+          <w:pStyle w:val="Fuzeile"/>
+          <w:framePr w:wrap="none" w:vAnchor="text" w:hAnchor="margin" w:xAlign="right" w:y="1"/>
+          <w:rPr>
+            <w:rStyle w:val="Seitenzahl"/>
+          </w:rPr>
+        </w:pPr>
+        <w:r>
+          <w:rPr>
+            <w:rStyle w:val="Seitenzahl"/>
+          </w:rPr>
+          <w:fldChar w:fldCharType="begin"/>
+        </w:r>
+        <w:r>
+          <w:rPr>
+            <w:rStyle w:val="Seitenzahl"/>
+          </w:rPr>
+          <w:instrText xml:space="preserve"> PAGE </w:instrText>
+        </w:r>
+        <w:r>
+          <w:rPr>
+            <w:rStyle w:val="Seitenzahl"/>
+          </w:rPr>
+          <w:fldChar w:fldCharType="separate"/>
+        </w:r>
+        <w:r>
+          <w:rPr>
+            <w:rStyle w:val="Seitenzahl"/>
+            <w:noProof/>
+          </w:rPr>
+          <w:t>6</w:t>
+        </w:r>
+        <w:r>
+          <w:rPr>
+            <w:rStyle w:val="Seitenzahl"/>
+          </w:rPr>
+          <w:fldChar w:fldCharType="end"/>
+        </w:r>
+      </w:p>
+    </w:sdtContent>
+  </w:sdt>
+  <w:p>
+    <w:pPr>
+      <w:pStyle w:val="Fuzeile"/>
+      <w:ind w:right="360"/>
+    </w:pPr>
+  </w:p>
+</w:ftr>
 </file>
 
 <file path=word/footnotes.xml><?xml version="1.0" encoding="utf-8"?>
@@ -6182,13 +6303,7 @@
     </w:r>
     <w:proofErr w:type="spellEnd"/>
     <w:r>
-      <w:t xml:space="preserve"> </w:t>
-    </w:r>
-    <w:r>
-      <w:t>2</w:t>
-    </w:r>
-    <w:r>
-      <w:t xml:space="preserve"> – </w:t>
+      <w:t xml:space="preserve"> 2 – </w:t>
     </w:r>
     <w:proofErr w:type="spellStart"/>
     <w:r>
@@ -7666,7 +7781,6 @@
     <w:name w:val="Normal (Web)"/>
     <w:basedOn w:val="Standard"/>
     <w:uiPriority w:val="99"/>
-    <w:semiHidden/>
     <w:unhideWhenUsed/>
     <w:rsid w:val="005629AF"/>
     <w:pPr>
@@ -7696,6 +7810,14 @@
       <w:sz w:val="20"/>
       <w:szCs w:val="20"/>
     </w:rPr>
+  </w:style>
+  <w:style w:type="character" w:styleId="Seitenzahl">
+    <w:name w:val="page number"/>
+    <w:basedOn w:val="Absatz-Standardschriftart"/>
+    <w:uiPriority w:val="99"/>
+    <w:semiHidden/>
+    <w:unhideWhenUsed/>
+    <w:rsid w:val="00C12852"/>
   </w:style>
 </w:styles>
 </file>
